--- a/assignments/a1/a1_reflection.docx
+++ b/assignments/a1/a1_reflection.docx
@@ -83,10 +83,6 @@
     <w:p>
       <w:pPr>
         <w:pStyle w:val="ListParagraph"/>
-        <w:numPr>
-          <w:ilvl w:val="0"/>
-          <w:numId w:val="5"/>
-        </w:numPr>
       </w:pPr>
       <w:r>
         <w:t xml:space="preserve">We also reset the path history and start a new path starting from the current position to the next nearest food dot. This is because the heuristic depends on the remaining food set and that set just shrunk, so every value sitting on the old frontier is now stale and can’t be used. </w:t>
@@ -675,16 +671,11 @@
         <w:t xml:space="preserve">The ghost-distance feature uses raw Manhattan distance </w:t>
       </w:r>
       <w:r>
-        <w:t xml:space="preserve">while food distance uses maze distance (BFS), which is inconsistent. A </w:t>
-      </w:r>
-      <w:r>
-        <w:t xml:space="preserve">ghost that's close in a straight line but </w:t>
-      </w:r>
-      <w:proofErr w:type="gramStart"/>
-      <w:r>
-        <w:t>actually far</w:t>
-      </w:r>
-      <w:proofErr w:type="gramEnd"/>
+        <w:t xml:space="preserve">while food distance uses maze distance (BFS), which is inconsistent. A ghost that's close in a straight line but </w:t>
+      </w:r>
+      <w:r>
+        <w:t>far</w:t>
+      </w:r>
       <w:r>
         <w:t xml:space="preserve"> away behind walls gets treated as a real threat and a genuinely close ghost around a corner could be undervalued.</w:t>
       </w:r>
